--- a/3/ИСУКК2/ИСУККиВК_ПР_5_АлбахтинИВ.docx
+++ b/3/ИСУКК2/ИСУККиВК_ПР_5_АлбахтинИВ.docx
@@ -1,6 +1,6 @@
 
 <file path=word/document.xml><?xml version="1.0" encoding="utf-8"?>
-<w:document xmlns:wpc="http://schemas.microsoft.com/office/word/2010/wordprocessingCanvas" xmlns:cx="http://schemas.microsoft.com/office/drawing/2014/chartex" xmlns:cx1="http://schemas.microsoft.com/office/drawing/2015/9/8/chartex" xmlns:cx2="http://schemas.microsoft.com/office/drawing/2015/10/21/chartex" xmlns:cx3="http://schemas.microsoft.com/office/drawing/2016/5/9/chartex" xmlns:cx4="http://schemas.microsoft.com/office/drawing/2016/5/10/chartex" xmlns:cx5="http://schemas.microsoft.com/office/drawing/2016/5/11/chartex" xmlns:cx6="http://schemas.microsoft.com/office/drawing/2016/5/12/chartex" xmlns:cx7="http://schemas.microsoft.com/office/drawing/2016/5/13/chartex" xmlns:cx8="http://schemas.microsoft.com/office/drawing/2016/5/14/chartex" xmlns:mc="http://schemas.openxmlformats.org/markup-compatibility/2006" xmlns:aink="http://schemas.microsoft.com/office/drawing/2016/ink" xmlns:am3d="http://schemas.microsoft.com/office/drawing/2017/model3d" xmlns:o="urn:schemas-microsoft-com:office:office" xmlns:r="http://schemas.openxmlformats.org/officeDocument/2006/relationships" xmlns:m="http://schemas.openxmlformats.org/officeDocument/2006/math" xmlns:v="urn:schemas-microsoft-com:vml" xmlns:wp14="http://schemas.microsoft.com/office/word/2010/wordprocessingDrawing" xmlns:wp="http://schemas.openxmlformats.org/drawingml/2006/wordprocessingDrawing" xmlns:w10="urn:schemas-microsoft-com:office:word" xmlns:w="http://schemas.openxmlformats.org/wordprocessingml/2006/main" xmlns:w14="http://schemas.microsoft.com/office/word/2010/wordml" xmlns:w15="http://schemas.microsoft.com/office/word/2012/wordml" xmlns:w16cex="http://schemas.microsoft.com/office/word/2018/wordml/cex" xmlns:w16cid="http://schemas.microsoft.com/office/word/2016/wordml/cid" xmlns:w16="http://schemas.microsoft.com/office/word/2018/wordml" xmlns:w16sdtdh="http://schemas.microsoft.com/office/word/2020/wordml/sdtdatahash" xmlns:w16se="http://schemas.microsoft.com/office/word/2015/wordml/symex" xmlns:wpg="http://schemas.microsoft.com/office/word/2010/wordprocessingGroup" xmlns:wpi="http://schemas.microsoft.com/office/word/2010/wordprocessingInk" xmlns:wne="http://schemas.microsoft.com/office/word/2006/wordml" xmlns:wps="http://schemas.microsoft.com/office/word/2010/wordprocessingShape" mc:Ignorable="w14 w15 w16se w16cid w16 w16cex w16sdtdh wp14">
+<w:document xmlns:wpc="http://schemas.microsoft.com/office/word/2010/wordprocessingCanvas" xmlns:cx="http://schemas.microsoft.com/office/drawing/2014/chartex" xmlns:cx1="http://schemas.microsoft.com/office/drawing/2015/9/8/chartex" xmlns:cx2="http://schemas.microsoft.com/office/drawing/2015/10/21/chartex" xmlns:cx3="http://schemas.microsoft.com/office/drawing/2016/5/9/chartex" xmlns:cx4="http://schemas.microsoft.com/office/drawing/2016/5/10/chartex" xmlns:cx5="http://schemas.microsoft.com/office/drawing/2016/5/11/chartex" xmlns:cx6="http://schemas.microsoft.com/office/drawing/2016/5/12/chartex" xmlns:cx7="http://schemas.microsoft.com/office/drawing/2016/5/13/chartex" xmlns:cx8="http://schemas.microsoft.com/office/drawing/2016/5/14/chartex" xmlns:mc="http://schemas.openxmlformats.org/markup-compatibility/2006" xmlns:aink="http://schemas.microsoft.com/office/drawing/2016/ink" xmlns:am3d="http://schemas.microsoft.com/office/drawing/2017/model3d" xmlns:o="urn:schemas-microsoft-com:office:office" xmlns:oel="http://schemas.microsoft.com/office/2019/extlst" xmlns:r="http://schemas.openxmlformats.org/officeDocument/2006/relationships" xmlns:m="http://schemas.openxmlformats.org/officeDocument/2006/math" xmlns:v="urn:schemas-microsoft-com:vml" xmlns:wp14="http://schemas.microsoft.com/office/word/2010/wordprocessingDrawing" xmlns:wp="http://schemas.openxmlformats.org/drawingml/2006/wordprocessingDrawing" xmlns:w10="urn:schemas-microsoft-com:office:word" xmlns:w="http://schemas.openxmlformats.org/wordprocessingml/2006/main" xmlns:w14="http://schemas.microsoft.com/office/word/2010/wordml" xmlns:w15="http://schemas.microsoft.com/office/word/2012/wordml" xmlns:w16cex="http://schemas.microsoft.com/office/word/2018/wordml/cex" xmlns:w16cid="http://schemas.microsoft.com/office/word/2016/wordml/cid" xmlns:w16="http://schemas.microsoft.com/office/word/2018/wordml" xmlns:w16du="http://schemas.microsoft.com/office/word/2023/wordml/word16du" xmlns:w16sdtdh="http://schemas.microsoft.com/office/word/2020/wordml/sdtdatahash" xmlns:w16sdtfl="http://schemas.microsoft.com/office/word/2024/wordml/sdtformatlock" xmlns:w16se="http://schemas.microsoft.com/office/word/2015/wordml/symex" xmlns:wpg="http://schemas.microsoft.com/office/word/2010/wordprocessingGroup" xmlns:wpi="http://schemas.microsoft.com/office/word/2010/wordprocessingInk" xmlns:wne="http://schemas.microsoft.com/office/word/2006/wordml" xmlns:wps="http://schemas.microsoft.com/office/word/2010/wordprocessingShape" mc:Ignorable="w14 w15 w16se w16cid w16 w16cex w16sdtdh w16sdtfl w16du wp14">
   <w:body>
     <w:tbl>
       <w:tblPr>
@@ -41,7 +41,7 @@
                 <w:lang w:eastAsia="ru-RU" w:bidi="ar-SA"/>
               </w:rPr>
               <w:drawing>
-                <wp:inline distT="0" distB="0" distL="0" distR="0" wp14:anchorId="2BFD95FB" wp14:editId="7E0C311B">
+                <wp:inline distT="0" distB="0" distL="0" distR="0" wp14:anchorId="2BFD95FB" wp14:editId="3096B320">
                   <wp:extent cx="1066800" cy="1066800"/>
                   <wp:effectExtent l="0" t="0" r="0" b="0"/>
                   <wp:docPr id="298370851" name="Рисунок 3"/>
@@ -258,7 +258,7 @@
                     </wp:inline>
                   </w:drawing>
                 </mc:Choice>
-                <mc:Fallback xmlns:oel="http://schemas.microsoft.com/office/2019/extlst" xmlns:w16du="http://schemas.microsoft.com/office/word/2023/wordml/word16du" xmlns:w16sdtfl="http://schemas.microsoft.com/office/word/2024/wordml/sdtformatlock">
+                <mc:Fallback>
                   <w:pict>
                     <v:line w14:anchorId="00FBA5DF" id="Прямая соединительная линия 2" o:spid="_x0000_s1026" style="flip:y;visibility:visible;mso-wrap-style:square;mso-left-percent:-10001;mso-top-percent:-10001;mso-position-horizontal:absolute;mso-position-horizontal-relative:char;mso-position-vertical:absolute;mso-position-vertical-relative:line;mso-left-percent:-10001;mso-top-percent:-10001" from="0,0" to="441pt,.1pt" o:gfxdata="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" strokeweight="3pt">
                       <v:stroke linestyle="thinThin"/>
@@ -2082,14 +2082,7 @@
           <w:rFonts w:ascii="Times New Roman" w:hAnsi="Times New Roman" w:cs="Times New Roman"/>
           <w:b/>
         </w:rPr>
-        <w:t xml:space="preserve">Свойства блока «Исполнение поручения» часть </w:t>
-      </w:r>
-      <w:r>
-        <w:rPr>
-          <w:rFonts w:ascii="Times New Roman" w:hAnsi="Times New Roman" w:cs="Times New Roman"/>
-          <w:b/>
-        </w:rPr>
-        <w:t>2</w:t>
+        <w:t>Свойства блока «Исполнение поручения» часть 2</w:t>
       </w:r>
     </w:p>
     <w:p>
@@ -2182,14 +2175,7 @@
           <w:rFonts w:ascii="Times New Roman" w:hAnsi="Times New Roman" w:cs="Times New Roman"/>
           <w:b/>
         </w:rPr>
-        <w:t xml:space="preserve">Вложения </w:t>
-      </w:r>
-      <w:r>
-        <w:rPr>
-          <w:rFonts w:ascii="Times New Roman" w:hAnsi="Times New Roman" w:cs="Times New Roman"/>
-          <w:b/>
-        </w:rPr>
-        <w:t>блока «Исполнение поручения»</w:t>
+        <w:t>Вложения блока «Исполнение поручения»</w:t>
       </w:r>
     </w:p>
     <w:p>
@@ -2959,14 +2945,7 @@
           <w:rFonts w:ascii="Times New Roman" w:hAnsi="Times New Roman" w:cs="Times New Roman"/>
           <w:b/>
         </w:rPr>
-        <w:t xml:space="preserve"> – Итоговый вид всей схемы часть </w:t>
-      </w:r>
-      <w:r>
-        <w:rPr>
-          <w:rFonts w:ascii="Times New Roman" w:hAnsi="Times New Roman" w:cs="Times New Roman"/>
-          <w:b/>
-        </w:rPr>
-        <w:t>2</w:t>
+        <w:t xml:space="preserve"> – Итоговый вид всей схемы часть 2</w:t>
       </w:r>
     </w:p>
     <w:p>
@@ -3104,7 +3083,6 @@
         </w:rPr>
         <w:t xml:space="preserve"> </w:t>
       </w:r>
-      <w:proofErr w:type="spellStart"/>
       <w:r>
         <w:rPr>
           <w:rFonts w:ascii="Times New Roman" w:hAnsi="Times New Roman" w:cs="Times New Roman"/>
@@ -3112,17 +3090,7 @@
           <w:sz w:val="28"/>
           <w:szCs w:val="28"/>
         </w:rPr>
-        <w:t>Лагунова</w:t>
-      </w:r>
-      <w:proofErr w:type="spellEnd"/>
-      <w:r>
-        <w:rPr>
-          <w:rFonts w:ascii="Times New Roman" w:hAnsi="Times New Roman" w:cs="Times New Roman"/>
-          <w:bCs/>
-          <w:sz w:val="28"/>
-          <w:szCs w:val="28"/>
-        </w:rPr>
-        <w:t xml:space="preserve"> А. Д., Одинцова М. А. Информационные системы управления взаимоотношениями с клиентами:</w:t>
+        <w:t>Лагунова А. Д., Одинцова М. А. Информационные системы управления взаимоотношениями с клиентами:</w:t>
       </w:r>
       <w:r>
         <w:rPr>
@@ -3323,7 +3291,7 @@
 </file>
 
 <file path=word/numbering.xml><?xml version="1.0" encoding="utf-8"?>
-<w:numbering xmlns:wpc="http://schemas.microsoft.com/office/word/2010/wordprocessingCanvas" xmlns:cx="http://schemas.microsoft.com/office/drawing/2014/chartex" xmlns:cx1="http://schemas.microsoft.com/office/drawing/2015/9/8/chartex" xmlns:cx2="http://schemas.microsoft.com/office/drawing/2015/10/21/chartex" xmlns:cx3="http://schemas.microsoft.com/office/drawing/2016/5/9/chartex" xmlns:cx4="http://schemas.microsoft.com/office/drawing/2016/5/10/chartex" xmlns:cx5="http://schemas.microsoft.com/office/drawing/2016/5/11/chartex" xmlns:cx6="http://schemas.microsoft.com/office/drawing/2016/5/12/chartex" xmlns:cx7="http://schemas.microsoft.com/office/drawing/2016/5/13/chartex" xmlns:cx8="http://schemas.microsoft.com/office/drawing/2016/5/14/chartex" xmlns:mc="http://schemas.openxmlformats.org/markup-compatibility/2006" xmlns:aink="http://schemas.microsoft.com/office/drawing/2016/ink" xmlns:am3d="http://schemas.microsoft.com/office/drawing/2017/model3d" xmlns:o="urn:schemas-microsoft-com:office:office" xmlns:r="http://schemas.openxmlformats.org/officeDocument/2006/relationships" xmlns:m="http://schemas.openxmlformats.org/officeDocument/2006/math" xmlns:v="urn:schemas-microsoft-com:vml" xmlns:wp14="http://schemas.microsoft.com/office/word/2010/wordprocessingDrawing" xmlns:wp="http://schemas.openxmlformats.org/drawingml/2006/wordprocessingDrawing" xmlns:w10="urn:schemas-microsoft-com:office:word" xmlns:w="http://schemas.openxmlformats.org/wordprocessingml/2006/main" xmlns:w14="http://schemas.microsoft.com/office/word/2010/wordml" xmlns:w15="http://schemas.microsoft.com/office/word/2012/wordml" xmlns:w16cex="http://schemas.microsoft.com/office/word/2018/wordml/cex" xmlns:w16cid="http://schemas.microsoft.com/office/word/2016/wordml/cid" xmlns:w16="http://schemas.microsoft.com/office/word/2018/wordml" xmlns:w16sdtdh="http://schemas.microsoft.com/office/word/2020/wordml/sdtdatahash" xmlns:w16se="http://schemas.microsoft.com/office/word/2015/wordml/symex" xmlns:wpg="http://schemas.microsoft.com/office/word/2010/wordprocessingGroup" xmlns:wpi="http://schemas.microsoft.com/office/word/2010/wordprocessingInk" xmlns:wne="http://schemas.microsoft.com/office/word/2006/wordml" xmlns:wps="http://schemas.microsoft.com/office/word/2010/wordprocessingShape" mc:Ignorable="w14 w15 w16se w16cid w16 w16cex w16sdtdh wp14">
+<w:numbering xmlns:wpc="http://schemas.microsoft.com/office/word/2010/wordprocessingCanvas" xmlns:cx="http://schemas.microsoft.com/office/drawing/2014/chartex" xmlns:cx1="http://schemas.microsoft.com/office/drawing/2015/9/8/chartex" xmlns:cx2="http://schemas.microsoft.com/office/drawing/2015/10/21/chartex" xmlns:cx3="http://schemas.microsoft.com/office/drawing/2016/5/9/chartex" xmlns:cx4="http://schemas.microsoft.com/office/drawing/2016/5/10/chartex" xmlns:cx5="http://schemas.microsoft.com/office/drawing/2016/5/11/chartex" xmlns:cx6="http://schemas.microsoft.com/office/drawing/2016/5/12/chartex" xmlns:cx7="http://schemas.microsoft.com/office/drawing/2016/5/13/chartex" xmlns:cx8="http://schemas.microsoft.com/office/drawing/2016/5/14/chartex" xmlns:mc="http://schemas.openxmlformats.org/markup-compatibility/2006" xmlns:aink="http://schemas.microsoft.com/office/drawing/2016/ink" xmlns:am3d="http://schemas.microsoft.com/office/drawing/2017/model3d" xmlns:o="urn:schemas-microsoft-com:office:office" xmlns:oel="http://schemas.microsoft.com/office/2019/extlst" xmlns:r="http://schemas.openxmlformats.org/officeDocument/2006/relationships" xmlns:m="http://schemas.openxmlformats.org/officeDocument/2006/math" xmlns:v="urn:schemas-microsoft-com:vml" xmlns:wp14="http://schemas.microsoft.com/office/word/2010/wordprocessingDrawing" xmlns:wp="http://schemas.openxmlformats.org/drawingml/2006/wordprocessingDrawing" xmlns:w10="urn:schemas-microsoft-com:office:word" xmlns:w="http://schemas.openxmlformats.org/wordprocessingml/2006/main" xmlns:w14="http://schemas.microsoft.com/office/word/2010/wordml" xmlns:w15="http://schemas.microsoft.com/office/word/2012/wordml" xmlns:w16cex="http://schemas.microsoft.com/office/word/2018/wordml/cex" xmlns:w16cid="http://schemas.microsoft.com/office/word/2016/wordml/cid" xmlns:w16="http://schemas.microsoft.com/office/word/2018/wordml" xmlns:w16du="http://schemas.microsoft.com/office/word/2023/wordml/word16du" xmlns:w16sdtdh="http://schemas.microsoft.com/office/word/2020/wordml/sdtdatahash" xmlns:w16sdtfl="http://schemas.microsoft.com/office/word/2024/wordml/sdtformatlock" xmlns:w16se="http://schemas.microsoft.com/office/word/2015/wordml/symex" xmlns:wpg="http://schemas.microsoft.com/office/word/2010/wordprocessingGroup" xmlns:wpi="http://schemas.microsoft.com/office/word/2010/wordprocessingInk" xmlns:wne="http://schemas.microsoft.com/office/word/2006/wordml" xmlns:wps="http://schemas.microsoft.com/office/word/2010/wordprocessingShape" mc:Ignorable="w14 w15 w16se w16cid w16 w16cex w16sdtdh w16sdtfl w16du wp14">
   <w:abstractNum w:abstractNumId="0" w15:restartNumberingAfterBreak="0">
     <w:nsid w:val="07CC3FFA"/>
     <w:multiLevelType w:val="multilevel"/>
@@ -4892,19 +4860,19 @@
       </w:rPr>
     </w:lvl>
   </w:abstractNum>
-  <w:num w:numId="1">
+  <w:num w:numId="1" w16cid:durableId="114256508">
     <w:abstractNumId w:val="6"/>
   </w:num>
-  <w:num w:numId="2">
+  <w:num w:numId="2" w16cid:durableId="836069291">
     <w:abstractNumId w:val="12"/>
   </w:num>
-  <w:num w:numId="3">
+  <w:num w:numId="3" w16cid:durableId="1148403467">
     <w:abstractNumId w:val="13"/>
   </w:num>
-  <w:num w:numId="4">
+  <w:num w:numId="4" w16cid:durableId="378555976">
     <w:abstractNumId w:val="10"/>
   </w:num>
-  <w:num w:numId="5">
+  <w:num w:numId="5" w16cid:durableId="984242720">
     <w:abstractNumId w:val="9"/>
     <w:lvlOverride w:ilvl="0">
       <w:startOverride w:val="1"/>
@@ -4934,44 +4902,44 @@
       <w:startOverride w:val="1"/>
     </w:lvlOverride>
   </w:num>
-  <w:num w:numId="6">
+  <w:num w:numId="6" w16cid:durableId="1210804442">
     <w:abstractNumId w:val="1"/>
   </w:num>
-  <w:num w:numId="7">
+  <w:num w:numId="7" w16cid:durableId="2083411335">
     <w:abstractNumId w:val="7"/>
   </w:num>
-  <w:num w:numId="8">
+  <w:num w:numId="8" w16cid:durableId="1518809237">
     <w:abstractNumId w:val="3"/>
   </w:num>
-  <w:num w:numId="9">
+  <w:num w:numId="9" w16cid:durableId="1281298418">
     <w:abstractNumId w:val="9"/>
   </w:num>
-  <w:num w:numId="10">
+  <w:num w:numId="10" w16cid:durableId="741563177">
     <w:abstractNumId w:val="2"/>
   </w:num>
-  <w:num w:numId="11">
+  <w:num w:numId="11" w16cid:durableId="776023100">
     <w:abstractNumId w:val="4"/>
   </w:num>
-  <w:num w:numId="12">
+  <w:num w:numId="12" w16cid:durableId="1149247281">
     <w:abstractNumId w:val="0"/>
   </w:num>
-  <w:num w:numId="13">
+  <w:num w:numId="13" w16cid:durableId="247006218">
     <w:abstractNumId w:val="11"/>
   </w:num>
-  <w:num w:numId="14">
+  <w:num w:numId="14" w16cid:durableId="806895827">
     <w:abstractNumId w:val="5"/>
   </w:num>
-  <w:num w:numId="15">
+  <w:num w:numId="15" w16cid:durableId="1814441593">
     <w:abstractNumId w:val="8"/>
   </w:num>
-  <w:num w:numId="16">
+  <w:num w:numId="16" w16cid:durableId="711736263">
     <w:abstractNumId w:val="14"/>
   </w:num>
 </w:numbering>
 </file>
 
 <file path=word/styles.xml><?xml version="1.0" encoding="utf-8"?>
-<w:styles xmlns:mc="http://schemas.openxmlformats.org/markup-compatibility/2006" xmlns:r="http://schemas.openxmlformats.org/officeDocument/2006/relationships" xmlns:w="http://schemas.openxmlformats.org/wordprocessingml/2006/main" xmlns:w14="http://schemas.microsoft.com/office/word/2010/wordml" xmlns:w15="http://schemas.microsoft.com/office/word/2012/wordml" xmlns:w16cex="http://schemas.microsoft.com/office/word/2018/wordml/cex" xmlns:w16cid="http://schemas.microsoft.com/office/word/2016/wordml/cid" xmlns:w16="http://schemas.microsoft.com/office/word/2018/wordml" xmlns:w16sdtdh="http://schemas.microsoft.com/office/word/2020/wordml/sdtdatahash" xmlns:w16se="http://schemas.microsoft.com/office/word/2015/wordml/symex" mc:Ignorable="w14 w15 w16se w16cid w16 w16cex w16sdtdh">
+<w:styles xmlns:mc="http://schemas.openxmlformats.org/markup-compatibility/2006" xmlns:r="http://schemas.openxmlformats.org/officeDocument/2006/relationships" xmlns:w="http://schemas.openxmlformats.org/wordprocessingml/2006/main" xmlns:w14="http://schemas.microsoft.com/office/word/2010/wordml" xmlns:w15="http://schemas.microsoft.com/office/word/2012/wordml" xmlns:w16cex="http://schemas.microsoft.com/office/word/2018/wordml/cex" xmlns:w16cid="http://schemas.microsoft.com/office/word/2016/wordml/cid" xmlns:w16="http://schemas.microsoft.com/office/word/2018/wordml" xmlns:w16du="http://schemas.microsoft.com/office/word/2023/wordml/word16du" xmlns:w16sdtdh="http://schemas.microsoft.com/office/word/2020/wordml/sdtdatahash" xmlns:w16sdtfl="http://schemas.microsoft.com/office/word/2024/wordml/sdtformatlock" xmlns:w16se="http://schemas.microsoft.com/office/word/2015/wordml/symex" mc:Ignorable="w14 w15 w16se w16cid w16 w16cex w16sdtdh w16sdtfl w16du">
   <w:docDefaults>
     <w:rPrDefault>
       <w:rPr>
